--- a/Muebles Zajo (Mi Cliente)/Metodología/flujo de trabajo/Gestion_Repositorio_MueblesZajo.docx
+++ b/Muebles Zajo (Mi Cliente)/Metodología/flujo de trabajo/Gestion_Repositorio_MueblesZajo.docx
@@ -2973,7 +2973,7 @@
       </w:pPr>
       <w:sdt>
         <w:sdtPr>
-          <w:id w:val="1282847476"/>
+          <w:id w:val="-1764893612"/>
           <w:tag w:val="goog_rdk_0"/>
         </w:sdtPr>
         <w:sdtContent>
@@ -3024,7 +3024,7 @@
       </w:pPr>
       <w:sdt>
         <w:sdtPr>
-          <w:id w:val="1210108617"/>
+          <w:id w:val="-1876178749"/>
           <w:tag w:val="goog_rdk_1"/>
         </w:sdtPr>
         <w:sdtContent>
@@ -3075,7 +3075,7 @@
       </w:pPr>
       <w:sdt>
         <w:sdtPr>
-          <w:id w:val="-991721820"/>
+          <w:id w:val="-891963313"/>
           <w:tag w:val="goog_rdk_2"/>
         </w:sdtPr>
         <w:sdtContent>
@@ -3126,7 +3126,7 @@
       </w:pPr>
       <w:sdt>
         <w:sdtPr>
-          <w:id w:val="1351884135"/>
+          <w:id w:val="1448911788"/>
           <w:tag w:val="goog_rdk_3"/>
         </w:sdtPr>
         <w:sdtContent>
@@ -3177,7 +3177,7 @@
       </w:pPr>
       <w:sdt>
         <w:sdtPr>
-          <w:id w:val="1291162765"/>
+          <w:id w:val="-899790673"/>
           <w:tag w:val="goog_rdk_4"/>
         </w:sdtPr>
         <w:sdtContent>
@@ -3228,7 +3228,7 @@
       </w:pPr>
       <w:sdt>
         <w:sdtPr>
-          <w:id w:val="156015291"/>
+          <w:id w:val="1277164335"/>
           <w:tag w:val="goog_rdk_5"/>
         </w:sdtPr>
         <w:sdtContent>
@@ -3279,7 +3279,7 @@
       </w:pPr>
       <w:sdt>
         <w:sdtPr>
-          <w:id w:val="-595163239"/>
+          <w:id w:val="159014555"/>
           <w:tag w:val="goog_rdk_6"/>
         </w:sdtPr>
         <w:sdtContent>
@@ -5394,12 +5394,12 @@
                 <wp:inline distB="114300" distT="114300" distL="114300" distR="114300">
                   <wp:extent cx="1352550" cy="428625"/>
                   <wp:effectExtent b="0" l="0" r="0" t="0"/>
-                  <wp:docPr id="3" name="image3.png"/>
+                  <wp:docPr id="4" name="image5.png"/>
                   <a:graphic>
                     <a:graphicData uri="http://schemas.openxmlformats.org/drawingml/2006/picture">
                       <pic:pic>
                         <pic:nvPicPr>
-                          <pic:cNvPr id="0" name="image3.png"/>
+                          <pic:cNvPr id="0" name="image5.png"/>
                           <pic:cNvPicPr preferRelativeResize="0"/>
                         </pic:nvPicPr>
                         <pic:blipFill>
@@ -5573,12 +5573,12 @@
                 <wp:inline distB="114300" distT="114300" distL="114300" distR="114300">
                   <wp:extent cx="1404938" cy="390525"/>
                   <wp:effectExtent b="0" l="0" r="0" t="0"/>
-                  <wp:docPr id="1" name="image2.png"/>
+                  <wp:docPr id="1" name="image3.png"/>
                   <a:graphic>
                     <a:graphicData uri="http://schemas.openxmlformats.org/drawingml/2006/picture">
                       <pic:pic>
                         <pic:nvPicPr>
-                          <pic:cNvPr id="0" name="image2.png"/>
+                          <pic:cNvPr id="0" name="image3.png"/>
                           <pic:cNvPicPr preferRelativeResize="0"/>
                         </pic:nvPicPr>
                         <pic:blipFill>
@@ -5892,12 +5892,41 @@
             </w:pPr>
             <w:r>
               <w:rPr>
-                <w:rFonts w:ascii="Arial" w:cs="Arial" w:eastAsia="Arial" w:hAnsi="Arial"/>
-                <w:sz w:val="20"/>
-                <w:szCs w:val="20"/>
-                <w:rtl w:val="0"/>
-              </w:rPr>
-              <w:t xml:space="preserve">________________</w:t>
+                <w:sz w:val="20"/>
+                <w:szCs w:val="20"/>
+              </w:rPr>
+              <w:drawing>
+                <wp:inline distB="114300" distT="114300" distL="114300" distR="114300">
+                  <wp:extent cx="600075" cy="1766888"/>
+                  <wp:effectExtent b="0" l="0" r="0" t="0"/>
+                  <wp:docPr id="5" name="image4.png"/>
+                  <a:graphic>
+                    <a:graphicData uri="http://schemas.openxmlformats.org/drawingml/2006/picture">
+                      <pic:pic>
+                        <pic:nvPicPr>
+                          <pic:cNvPr id="0" name="image4.png"/>
+                          <pic:cNvPicPr preferRelativeResize="0"/>
+                        </pic:nvPicPr>
+                        <pic:blipFill>
+                          <a:blip r:embed="rId12"/>
+                          <a:srcRect b="0" l="0" r="0" t="0"/>
+                          <a:stretch>
+                            <a:fillRect/>
+                          </a:stretch>
+                        </pic:blipFill>
+                        <pic:spPr>
+                          <a:xfrm rot="5400000">
+                            <a:off x="0" y="0"/>
+                            <a:ext cx="600075" cy="1766888"/>
+                          </a:xfrm>
+                          <a:prstGeom prst="rect"/>
+                          <a:ln/>
+                        </pic:spPr>
+                      </pic:pic>
+                    </a:graphicData>
+                  </a:graphic>
+                </wp:inline>
+              </w:drawing>
             </w:r>
             <w:r>
               <w:rPr>
@@ -5964,6 +5993,146 @@
               <w:rPr>
                 <w:rtl w:val="0"/>
               </w:rPr>
+            </w:r>
+          </w:p>
+        </w:tc>
+      </w:tr>
+      <w:tr>
+        <w:trPr>
+          <w:cantSplit w:val="0"/>
+          <w:tblHeader w:val="0"/>
+        </w:trPr>
+        <w:tc>
+          <w:tcPr>
+            <w:tcBorders>
+              <w:top w:color="cccccc" w:space="0" w:sz="4" w:val="single"/>
+              <w:left w:color="cccccc" w:space="0" w:sz="4" w:val="single"/>
+              <w:bottom w:color="cccccc" w:space="0" w:sz="4" w:val="single"/>
+              <w:right w:color="cccccc" w:space="0" w:sz="4" w:val="single"/>
+            </w:tcBorders>
+            <w:shd w:fill="fff8e7" w:val="clear"/>
+            <w:tcMar>
+              <w:top w:w="80.0" w:type="dxa"/>
+              <w:left w:w="140.0" w:type="dxa"/>
+              <w:bottom w:w="80.0" w:type="dxa"/>
+              <w:right w:w="140.0" w:type="dxa"/>
+            </w:tcMar>
+          </w:tcPr>
+          <w:p>
+            <w:pPr>
+              <w:rPr>
+                <w:sz w:val="20"/>
+                <w:szCs w:val="20"/>
+              </w:rPr>
+            </w:pPr>
+            <w:r>
+              <w:rPr>
+                <w:sz w:val="20"/>
+                <w:szCs w:val="20"/>
+                <w:rtl w:val="0"/>
+              </w:rPr>
+              <w:t xml:space="preserve">Lopez Castro Rafael Uriel</w:t>
+            </w:r>
+          </w:p>
+        </w:tc>
+        <w:tc>
+          <w:tcPr>
+            <w:tcBorders>
+              <w:top w:color="cccccc" w:space="0" w:sz="4" w:val="single"/>
+              <w:left w:color="cccccc" w:space="0" w:sz="4" w:val="single"/>
+              <w:bottom w:color="cccccc" w:space="0" w:sz="4" w:val="single"/>
+              <w:right w:color="cccccc" w:space="0" w:sz="4" w:val="single"/>
+            </w:tcBorders>
+            <w:shd w:fill="fff8e7" w:val="clear"/>
+            <w:tcMar>
+              <w:top w:w="80.0" w:type="dxa"/>
+              <w:left w:w="140.0" w:type="dxa"/>
+              <w:bottom w:w="80.0" w:type="dxa"/>
+              <w:right w:w="140.0" w:type="dxa"/>
+            </w:tcMar>
+          </w:tcPr>
+          <w:p>
+            <w:pPr>
+              <w:rPr>
+                <w:sz w:val="20"/>
+                <w:szCs w:val="20"/>
+              </w:rPr>
+            </w:pPr>
+            <w:r>
+              <w:rPr>
+                <w:sz w:val="20"/>
+                <w:szCs w:val="20"/>
+              </w:rPr>
+              <w:drawing>
+                <wp:inline distB="114300" distT="114300" distL="114300" distR="114300">
+                  <wp:extent cx="1809750" cy="770403"/>
+                  <wp:effectExtent b="0" l="0" r="0" t="0"/>
+                  <wp:docPr id="3" name="image2.jpg"/>
+                  <a:graphic>
+                    <a:graphicData uri="http://schemas.openxmlformats.org/drawingml/2006/picture">
+                      <pic:pic>
+                        <pic:nvPicPr>
+                          <pic:cNvPr id="0" name="image2.jpg"/>
+                          <pic:cNvPicPr preferRelativeResize="0"/>
+                        </pic:nvPicPr>
+                        <pic:blipFill>
+                          <a:blip r:embed="rId13"/>
+                          <a:srcRect b="0" l="0" r="0" t="0"/>
+                          <a:stretch>
+                            <a:fillRect/>
+                          </a:stretch>
+                        </pic:blipFill>
+                        <pic:spPr>
+                          <a:xfrm>
+                            <a:off x="0" y="0"/>
+                            <a:ext cx="1809750" cy="770403"/>
+                          </a:xfrm>
+                          <a:prstGeom prst="rect"/>
+                          <a:ln/>
+                        </pic:spPr>
+                      </pic:pic>
+                    </a:graphicData>
+                  </a:graphic>
+                </wp:inline>
+              </w:drawing>
+            </w:r>
+            <w:r>
+              <w:rPr>
+                <w:rtl w:val="0"/>
+              </w:rPr>
+            </w:r>
+          </w:p>
+        </w:tc>
+        <w:tc>
+          <w:tcPr>
+            <w:tcBorders>
+              <w:top w:color="cccccc" w:space="0" w:sz="4" w:val="single"/>
+              <w:left w:color="cccccc" w:space="0" w:sz="4" w:val="single"/>
+              <w:bottom w:color="cccccc" w:space="0" w:sz="4" w:val="single"/>
+              <w:right w:color="cccccc" w:space="0" w:sz="4" w:val="single"/>
+            </w:tcBorders>
+            <w:shd w:fill="fff8e7" w:val="clear"/>
+            <w:tcMar>
+              <w:top w:w="80.0" w:type="dxa"/>
+              <w:left w:w="140.0" w:type="dxa"/>
+              <w:bottom w:w="80.0" w:type="dxa"/>
+              <w:right w:w="140.0" w:type="dxa"/>
+            </w:tcMar>
+          </w:tcPr>
+          <w:p>
+            <w:pPr>
+              <w:rPr>
+                <w:sz w:val="20"/>
+                <w:szCs w:val="20"/>
+              </w:rPr>
+            </w:pPr>
+            <w:r>
+              <w:rPr>
+                <w:sz w:val="20"/>
+                <w:szCs w:val="20"/>
+                <w:rtl w:val="0"/>
+              </w:rPr>
+              <w:t xml:space="preserve">02/06/2026</w:t>
             </w:r>
           </w:p>
         </w:tc>
